--- a/example_articles/states/Unspecified/3.states_Unspecified_New_York_Times.docx
+++ b/example_articles/states/Unspecified/3.states_Unspecified_New_York_Times.docx
@@ -29,17 +29,17 @@
     </w:p>
     <w:p>
       <w:r>
-        <w:t>Source File: NYT/52.DOCX</w:t>
+        <w:t>Source file: NYT/52.DOCX</w:t>
       </w:r>
     </w:p>
     <w:p>
       <w:r>
-        <w:t>Raw locations result: ['NA']</w:t>
+        <w:t>Raw locations result, 'locations': ['NA']</w:t>
       </w:r>
     </w:p>
     <w:p>
       <w:r>
-        <w:t>states_stand_flat (Standardized): Unspecified</w:t>
+        <w:t>Standardized locations result, 'states_stand_flat': Unspecified</w:t>
       </w:r>
     </w:p>
     <w:p>

--- a/example_articles/states/Unspecified/3.states_Unspecified_New_York_Times.docx
+++ b/example_articles/states/Unspecified/3.states_Unspecified_New_York_Times.docx
@@ -7,9 +7,7 @@
         <w:pStyle w:val="Heading1"/>
       </w:pPr>
       <w:r>
-        <w:t>Review/Theater;</w:t>
-        <w:br/>
-        <w:t>The Schisms of the City, Comically and Tragically</w:t>
+        <w:t>Hoping to Finish With a Flourish</w:t>
       </w:r>
     </w:p>
     <w:p>
@@ -19,22 +17,22 @@
     </w:p>
     <w:p>
       <w:r>
-        <w:t>Date: 1990-06-15</w:t>
+        <w:t>Date: 1990-01-25</w:t>
       </w:r>
     </w:p>
     <w:p>
       <w:r>
-        <w:t>Section: Section C; Page 1, Column 3; Weekend Desk; Review</w:t>
+        <w:t>Section: Section B; Page 13, Column 2; Sports Desk</w:t>
       </w:r>
     </w:p>
     <w:p>
       <w:r>
-        <w:t>Source file: NYT/52.DOCX</w:t>
+        <w:t>Source file: NYT/47.DOCX</w:t>
       </w:r>
     </w:p>
     <w:p>
       <w:r>
-        <w:t>Raw locations result, 'locations': ['NA']</w:t>
+        <w:t>Raw locations result, 'locations': ['United Kingdom']</w:t>
       </w:r>
     </w:p>
     <w:p>
@@ -51,65 +49,63 @@
     </w:p>
     <w:p>
       <w:r>
-        <w:t>Ouisa Kittredge, the Upper East Side hostess at the center of John Guare's ''Six Degrees of Separation,'' delights in the fact that it only takes a chain of six people to connect anyone on the planet with anyone else. But what about those who are eternally separated from others because they cannot find the right six people? Chances are that they, like Ouisa, live in chaotic contemporary New York, which is the setting for this extraordinary high comedy in which broken connections, mistaken identities and tragic social, familial and cultural schisms take the stage to create a hilarious and finally searing panorama of urban America in precisely our time.</w:t>
+        <w:t>Sebastian Coe of Britain, who has set 11 world records and won 4 Olympic medals in his illustrious career, will retire from competition after the Commonwealth Games, which begin today in Auckland, New Zealand. He could leave the track in a blaze of glory.</w:t>
         <w:br/>
-        <w:t>For those who have been waiting for a masterwork from the writer who bracketed the 1970's with the play ''House of Blue Leaves'' and the film ''Atlantic City,'' this is it. For those who have been waiting for the American theater to produce a play that captures New York as Tom Wolfe did in ''Bonfire of the Vanities,'' this is also it. And, with all due respect to Mr. Wolfe, ''Six Degrees of Separation'' expands on that novel's canvas and updates it. Mr. Guare gives as much voice to his black and female characters as to his upper-crust white men, and he transports the audience beyond the dailiness of journalistic storytelling to the magical reaches of the imagination.</w:t>
+        <w:t>Unlike most world-class runners, who don't quit until their talent disappears, the 33-year-old Coe is still near peak form. Last September, in Barcelona, Spain, he placed a close second in the World Cup 1,500 meters, and he was ranked fifth in the world in the event for the year.</w:t>
         <w:br/>
-        <w:t>Though the play grew out of a 1983 newspaper account of a confidence scheme, it is as at home with the esthetics of Wassily Kandinsky as it is with the realities of Rikers Island. The full sweep of the writing - 90 nonstop minutes of cyclonic action, ranging from knockabout farce to hallucinatory dreams - is matched by Jerry Zaks's ceaselessly inventive production at Lincoln Center's Mitzi E. Newhouse Theater. A brilliant ensemble of 17 actors led by Stockard Channing, John Cunningham and James McDaniel is equally adept at fielding riotous gags about Andrew Lloyd Webber musicals and the shattering aftermath of a suicide leap. As elegantly choreographed by Mr. Zaks, the action extends into the auditorium and rises through a mysterious two-level Tony Walton set that is a fittingly abstract variation on the designer's ''Grand Hotel.''</w:t>
-        <w:br/>
-        <w:t>The news story that sparked ''Six Degrees of Separation'' told of a young black man who talked his way into wealthy white Upper East Side households by purporting to be both Sidney Poitier's son and the Ivy League college friend of his unwitting hosts' children. In Mr. Guare's variation, the young man (Mr. McDaniel), who calls himself Paul Poitier, lands in the Fifth Avenue apartment of Ouisa (Ms. Channing) and her husband, Flan (Mr. Cunningham), a high-rolling art dealer. Paul is a charming, articulate dissembler on all subjects who has the Kittredges in thrall. He is also a petty thief who invites a male hustler into the guest room he occupies while waiting for his ''father'' to take up residence at the Sherry-Netherland Hotel.</w:t>
-        <w:br/>
-        <w:t>Much as this situation, a rude twist on ''Guess Who's Coming to Dinner,'' lends itself to the satirical mayhem Mr. Wolfe inflicted on white liberals in ''Radical Chic,'' Mr. Guare has not written a satire about race relations. Paul, the black man whose real identity the Kittredges never learn, becomes the fuse that ignites a larger investigation of the many degrees of separation that prevent all the people in the play from knowing one another and from knowing themselves.</w:t>
-        <w:br/>
-        <w:t>It is not only blacks and whites who are estranged in Mr. Guare's New York. As the action accelerates and the cast of characters expands, the audience discovers that the Kittredges and their privileged friends don't know their alienated children, that heterosexuals don't know homosexuals, that husbands don't know their wives, that art dealers don't know the art they trade for millions. The only thing that everyone in this play's Manhattan has in common is the same American malady that afflicted the working-class Queens inhabitants of ''House of Blue Leaves'' - a desire to bask in the glow of the rich and famous. Here that hunger takes the delirious form of a maniacal desire to appear as extras in Sidney Poitier's purported film version of ''Cats,'' a prospect Paul dangles in front of his prey. Yet these people hunger for more as well, for a human connection and perhaps a spiritual one. It is Paul, of all people, who points the way, by his words and his deeds. In a virtuoso monologue about ''Catcher in the Rye,'' he decries a world in which assassins like Mark David Chapman and John W. Hinckley Jr. can take Holden Caulfield as a role model - a world in which imagination has ceased to be a means of self-examination and has become instead ''something outside ourselves,'' whether a handy excuse for murderous behavior or a merchandisable commodity like van Gogh's ''Irises'' or an escapist fashion promoted by ''The Warhol Diaries.'' Intentionally or not, Paul helps bring Ouisa into a reunion with her imagination, with her authentic self. His trail of fraud, which ultimately brushes against death, jolts his hostess out of her own fraudulent life among what Holden Caulfield calls phonies so that she might at last break through the ontological paralysis separating her from what really matters.</w:t>
-        <w:br/>
-        <w:t>Among the many remarkable aspects of Mr. Guare's writing is the seamlessness of his imagery, characters and themes, as if this play had just erupted from his own imagination in one perfect piece. ''There are two sides to every story,'' says a comic character, a duped New York Hospital obstetrician (Stephen Pearlman), and every aspect of ''Six Degrees of Separation,'' its own story included, literally or figuratively shares this duality, from Paul's identity to a Kandinsky painting that twirls above the Kittredge living room to the meaning of a phrase like ''striking coal miners.'' The double vision gives the play an airy, Cubist dramatic structure even as it reflects the class divisions of its setting and the Jungian splits of its characters' souls.</w:t>
-        <w:br/>
-        <w:t>Mr. Guare is just as much in control of the brush strokes that shift his play's disparate moods: In minutes, he can take the audience from a college student who is a screamingly funny personification of upper-middle-class New York Jewish rage (Evan Handler) to a would-be actor from Utah (Paul McCrane) of the same generation and opposite temperament. Though Mr. Guare quotes Donald Barthelme's observation that ''collage is the art form of the 20th century,'' his play does not feel like a collage. As conversant with Cezanne and the Sistine Chapel as it is with Sotheby's and ''Starlight Express,'' this work aspires to the classical esthetics and commensurate unity of spirit that are missing in the pasted-together, fragmented 20th-century lives it illuminates. That spirit shines through. Great as the intellectual pleasures of the evening may be, it is Mr. Guare's compassion that allows his play to make the human connections that elude his characters. The people who walk in and out of the picture frames of Mr. Walton's set are not satirical cartoons but ambiguous, full-blooded creations. There's a Gatsby-like poignance to the studied glossy-magazine aspirations of Mr. McDaniel's Paul, a Willy Loman-ish sadness to the soiled idealism of Mr. Cunningham's art dealer. As the one character who may finally see the big picture and begin to understand the art of living, the wonderful Ms. Channing steadily gains gravity as she journeys flawlessly from the daffy comedy of a fatuous dinner party to the harrowing internal drama of her own rebirth.</w:t>
-        <w:br/>
-        <w:t>''It was an experience,'' she says with wonder of her contact with the impostor she never really knew. For the author and his heroine, the challenge is to hold on to true experience in a world in which most human encounters are bogus and nearly all are instantly converted into the disposable anecdotes, the floating collage scraps that are the glib currency of urban intercourse. In ''Six Degrees of Separation,'' one of those passing anecdotes has been ripped from the daily paper and elevated into a transcendent theatrical experience that is itself a lasting vision of the humane new world of which Mr. Guare and his New Yorkers so hungrily dream.</w:t>
+        <w:t>In athletic retirement, Coe will be giving up one form of competition for another. He has been active in British politics and been selected by the Conservative Party to run for Parliament in an election that will likely be held in 1991.</w:t>
         <w:br/>
         <w:t xml:space="preserve"> </w:t>
         <w:br/>
-        <w:t>SIX DEGREES OF SEPARATION</w:t>
+        <w:t>A Heavy Schedule</w:t>
         <w:br/>
-        <w:t>By John Guare; directed by Jerry Zaks; sets, Tony Walton; costumes, William Ivey Long; lighting, Paul Gallo; sound, Aural Fixation; production manager, Jeff Hamlin. Presented by Lincoln Center Theater, Gregory Mosher, director; Bernard Gersten, executive producer. At the Mitzi E. Newhouse Theater, Lincoln Center.</w:t>
+        <w:t>In Auckland, Coe will run in both the 800- and 1,500-meter races. ''I find the 800 helped my 1,500, and when I've done the double, in both the European championships and Olympics, I'd come home with gold or silver,'' Coe said in a recent interview in the United States before leaving for his training base in Melbourne, Australia.</w:t>
+        <w:br/>
+        <w:t>Should Coe make the final in both events, the double will require five races in six days, beginning with the 800-meter heats and semifinals next Monday and concluding with the 1,500-meter final on Feb. 3.</w:t>
+        <w:br/>
+        <w:t>''Not quite as vicious as Los Angeles,'' he said, in reference to the 1984 Olympics, in which he ran seven races in nine days.</w:t>
+        <w:br/>
+        <w:t>Coe said the Los Angeles Games represented the jewel of his career. There, he became the only runner ever to win consecutive Olympic 1,500 titles. He also captured the silver medal in the 800. After the 1,500 final, in which he outkicked Steve Cram, a fellow Briton, Coe pointed a finger of vindication at the British news media, which had questioned his staying power.</w:t>
+        <w:br/>
+        <w:t>Coe set his first world record in 1979 and holds longevity in the highest regard. ''An athletic career should be judged on consistency over time,'' he said, adding that the athletes he most admired were people like Ron Clarke of Australia, Mike Boit of Kenya and John Walker of New Zealand, all of whom had long, successful careers.</w:t>
+        <w:br/>
+        <w:t>Walker, 38, the 1976 Olympic 1,500 champion and the first man to run better than 3:50 for the mile (3:49.4 in 1975), will also retire after the Commonwealth Games, a 10-sport competition among 52 nations. In his home country, Walker will be the sentimental favorite in the 1,500, but while he can still run a 3:36 in 1,500 (the equivalent of a 3:53 mile), that level of talent will not likely be sufficient for medal contention.</w:t>
+        <w:br/>
+        <w:t>''I'll be facing the might of Kenya,'' said Coe with awe. Along with the British, Kenyans have dominated international middle-distance running for two decades. Oddly, two 1988 Olympic champions, Peter Rono (1,500) and Paul Ereng (800), were not named to the Kenyan team.</w:t>
+        <w:br/>
+        <w:t>Those who were selected include Robert Kibet in the 800 and Wilfred Kirochi in the 1,500, both of whom emerged only last year as world-class performers. Kirochi, who just turned 20, ran a remarkable 3:32.57 for 1,500 meters and was ranked third in the world for 1989. He also turned in a 3:50.49 mile, and is perhaps the leading candidate to succeed Coe as the world's pre-eminent middle-distance runner. In Auckland, Coe's British teammate, Peter Elliot, will also be a formidable challenger in the 1,500.</w:t>
         <w:br/>
         <w:t xml:space="preserve"> </w:t>
         <w:br/>
-        <w:t>Ouisa...Stockard Channing</w:t>
+        <w:t>A Running Prodigy</w:t>
         <w:br/>
-        <w:t>Flan...John Cunningham</w:t>
+        <w:t>Coe first gained fame in 1973 as an English schoolboy champion and captured his first British title in 1976. In 1979, he entered the firmament of track history by setting three world records in six weeks. In succession, they were a 1:42.33 for 800 meters, 3:48.95 for the mile and 3:32.03 for 1,500 meters.</w:t>
         <w:br/>
-        <w:t>Geoffrey...Sam Stoneburner</w:t>
+        <w:t>Both the mile and 1,500 marks have been broken a number of times since. Coe himself set the mile record twice more, lowering it to 3:47.33 in 1983; it is now 3:46.32, run by Cram in 1985.</w:t>
         <w:br/>
-        <w:t>Paul...James McDaniel</w:t>
+        <w:t>Coe also improved upon his 800 record, running 1:41.73 in 1981. Incredibly, the record still stands and it is the one Coe said he was most proud of.</w:t>
         <w:br/>
-        <w:t>Hustler...David Eigenberg</w:t>
+        <w:t>''I'm surprised it has endured so long,'' Coe said. ''Many have tried it. In fairness, many thought it was easier than it is.''</w:t>
         <w:br/>
-        <w:t>Kitty...Kelly Bishop</w:t>
+        <w:t>Perhaps it was Coe's litheness that made his accomplishments seem accessible. At 5 foot 10 inches and 120 pounds, he is built more like a marathoner than a miler. ''I like to think that I showed you don't have to be 6 foot 1 inches and 160 pounds to be successful in the middle distances, and that quality training is the key,'' he said.</w:t>
         <w:br/>
-        <w:t>Larkin...Peter Maloney</w:t>
+        <w:t>Coe rarely trained more than 50 miles per week. He dined on speed and was known to rip off 400-meter repetitions in close to 50 seconds. He also did gym workouts, mixing calesthentics and weight training. In the winter, he would eschew indoor track in favor of building an endurance base.</w:t>
         <w:br/>
-        <w:t>Detective...Brian Evers</w:t>
+        <w:t>He believes this developmental approach, plus a post-collegiate support system through running clubs, has been important to British success.</w:t>
         <w:br/>
-        <w:t>Tess...Robin Morse</w:t>
+        <w:t xml:space="preserve"> </w:t>
         <w:br/>
-        <w:t>Woody...Gus Rogerson</w:t>
+        <w:t>Rivalry With Ovett</w:t>
         <w:br/>
-        <w:t>Ben...Anthony Rapp</w:t>
+        <w:t>When Coe blossomed in the late 1970's, he was ushered into an inevitable rivalry with his countryman Steve Ovett, and the two men remain linked to this day. Their different backgrounds and personalities - Coe well-educated and charming, Ovett working-class and reserved - suggested an enmity between them which Coe said was not there.</w:t>
         <w:br/>
-        <w:t>Dr. Fine...Stephen Pearlman</w:t>
+        <w:t>At the 1980 Moscow Olympics, they were cast by the press as bitter adversaries. Ovett defeated Coe in the 800. Coe defeated Ovett in the 1,500. After the 1,500, Coe fell to the track in what appeared to be prayerful thanks. ''I was looking for my contact lens, which had dropped out,'' he said.</w:t>
         <w:br/>
-        <w:t>Doug...Evan Handler</w:t>
+        <w:t>''We're friends now,'' Coe said. He considers Ovett an important influence on him. ''Steve Ovett set the trend for me, and he was the classiest middle-distance runner I've ever faced.''</w:t>
         <w:br/>
-        <w:t>Policeman/Doorman...Philip LeStrange</w:t>
+        <w:t>Coe added the two Olympic medals in 1984, and won a European title, at 800 meters, in 1986. But he has never won a Commonwealth championship and prepared diligently for this one last attempt. He arrived in Auckland with mixed feelings of anticipation and nostalgia.</w:t>
         <w:br/>
-        <w:t>Trent...John Cameron Mitchell</w:t>
-        <w:br/>
-        <w:t>Rick...Paul McCrane</w:t>
-        <w:br/>
-        <w:t>Elizabeth...Mari Nelson</w:t>
+        <w:t>''The games will be tinged with sadness,'' he said. ''This is something I've done man and boy for 20 years. While I'll no longer be a competitor, I'll always be a runner. Running was the life style. Competition grew out of it.''</w:t>
         <w:br/>
         <w:br/>
         <w:t>Graphic</w:t>
@@ -117,7 +113,7 @@
         <w:br/>
         <w:t xml:space="preserve"> </w:t>
         <w:br/>
-        <w:t>Photos: Stockard Channing, left, James McDaniel, center, and John Cunningham in ''Six Degrees of Separation'' at the Mitzi E. Newhouse Theater. (Brigitte Lacombe/Six Degrees of Separation) (pg. C1); Stockard Channing (Sara Krulwich/The New York Times) (pg. C3)</w:t>
+        <w:t>Photo: Sebastian Coe winning the 1,500 meters at the 1980 Olympics. Steve Ovett, his rival, was at left and placed third. (United Press International)</w:t>
       </w:r>
     </w:p>
     <w:sectPr>

--- a/example_articles/states/Unspecified/3.states_Unspecified_New_York_Times.docx
+++ b/example_articles/states/Unspecified/3.states_Unspecified_New_York_Times.docx
@@ -7,7 +7,7 @@
         <w:pStyle w:val="Heading1"/>
       </w:pPr>
       <w:r>
-        <w:t>Hoping to Finish With a Flourish</w:t>
+        <w:t>Mo Salah Gives Egyptians What We Need; Contributing Op-Ed Writer</w:t>
       </w:r>
     </w:p>
     <w:p>
@@ -17,22 +17,22 @@
     </w:p>
     <w:p>
       <w:r>
-        <w:t>Date: 1990-01-25</w:t>
+        <w:t>Date: 2018-06-18</w:t>
       </w:r>
     </w:p>
     <w:p>
       <w:r>
-        <w:t>Section: Section B; Page 13, Column 2; Sports Desk</w:t>
+        <w:t>Section: OPINION</w:t>
       </w:r>
     </w:p>
     <w:p>
       <w:r>
-        <w:t>Source file: NYT/47.DOCX</w:t>
+        <w:t>Source file: NYT/24.DOCX</w:t>
       </w:r>
     </w:p>
     <w:p>
       <w:r>
-        <w:t>Raw locations result, 'locations': ['United Kingdom']</w:t>
+        <w:t>Raw locations result, 'locations': ['Egypt']</w:t>
       </w:r>
     </w:p>
     <w:p>
@@ -49,71 +49,33 @@
     </w:p>
     <w:p>
       <w:r>
-        <w:t>Sebastian Coe of Britain, who has set 11 world records and won 4 Olympic medals in his illustrious career, will retire from competition after the Commonwealth Games, which begin today in Auckland, New Zealand. He could leave the track in a blaze of glory.</w:t>
+        <w:t>CAIRO — The last time I watched a football match in its entirety was on June 12, 1990. Egypt was playing the Netherlands in the World Cup in Italy. I was 13 and watched the game on a small living-room television screen in Cairo, surrounded by my older cousins and their friends. We were a group of 20 Egyptians and one Dutch-Egyptian, whose loyalties were severely divided. It was Egypt's first appearance in a World Cup in 56 years.</w:t>
         <w:br/>
-        <w:t>Unlike most world-class runners, who don't quit until their talent disappears, the 33-year-old Coe is still near peak form. Last September, in Barcelona, Spain, he placed a close second in the World Cup 1,500 meters, and he was ranked fifth in the world in the event for the year.</w:t>
+        <w:t>We're a country of more than 95 million people, and like much of the continent, football is our national sport. Judging from the streets on any day there is an important league match, a sizable majority of Egyptians are fans — many of them divided between the country's two most popular teams, Ahly and Zamalek, but united around the national team.</w:t>
         <w:br/>
-        <w:t>In athletic retirement, Coe will be giving up one form of competition for another. He has been active in British politics and been selected by the Conservative Party to run for Parliament in an election that will likely be held in 1991.</w:t>
+        <w:t>I grew up in Cairo, down the street from the headquarters of the Ahly team, and football was an almost inescapable element of daily life. It was always on the radio, on TV and in conversation around me. You were invariably asked about your affiliation, and for much of the nearly 30 years of President Hosni Mubarak's rule, it was thought that football could contain political dissent, at least at home. Mr. Mubarak spent heavily on the national team, propping up its profile and raising the stakes of its successes — so much so that a longstanding rivalry with Algeria's team devolved into rioting in 2009, and required the intervention of diplomats.</w:t>
         <w:br/>
-        <w:t xml:space="preserve"> </w:t>
+        <w:t>Somehow I never caught football fever and neither did my brother. This might have been the result of a British education (which favors rugby) or the combined effect of our football-fanatic father's absence (he lived abroad) and our mother's blanket noninterest in sports. But Egypt's qualification for the World Cup this year would have been an event to celebrate with or without Mohamed Salah, the 25-year-old player who led Liverpool to the Champions League final with his record-setting 32 goals this season. His inclusion in the national squad, the Pharaohs, has made converts of us all.</w:t>
         <w:br/>
-        <w:t>A Heavy Schedule</w:t>
+        <w:t>With Egypt now playing in the World Cup, 28 years after the last time, billboards and posters celebrating the Pharaohs tower over many main streets of Cairo. Salah's name and face are plastered on T-shirts, of course, but also on shop doors and supermarket fliers, and on the cash register of our local dry cleaner. Although Salah sat out Egypt's first match on Friday because of an injury and the game ended in a 0-1 loss to Uruguay, fans still honked horns in the streets and waved the Egyptian flag out of car windows in joy.</w:t>
         <w:br/>
-        <w:t>In Auckland, Coe will run in both the 800- and 1,500-meter races. ''I find the 800 helped my 1,500, and when I've done the double, in both the European championships and Olympics, I'd come home with gold or silver,'' Coe said in a recent interview in the United States before leaving for his training base in Melbourne, Australia.</w:t>
+        <w:t>It was through my sports-agnostic brother that I was introduced to Salah earlier this year, when I overheard him speaking to a friend with excitement (perhaps as a Muslim Londoner) about the Liverpool fans' chant: "Mo Salah — la la la la, la la la la la. If he's good enough for you, he's good enough for me. If he scores another few, then I'll be Muslim too." It was a gallery curator and art historian friend — usually hypercritical — who exclaimed with delight that I "had" to write about the British Museum's            "incredible" acquisition of Salah's football cleats, which have been displayed beside a monumental bust of Pharaoh Ramses II. A cousin who disavowed football over her husband's obsession with it has been bombarding a family WhatsApp group with daily postings on #MoSalah.</w:t>
         <w:br/>
-        <w:t>Should Coe make the final in both events, the double will require five races in six days, beginning with the 800-meter heats and semifinals next Monday and concluding with the 1,500-meter final on Feb. 3.</w:t>
+        <w:t>As a non-football-fan who has watched even more committed non-fans become passionate supporters, it is hard not to think of the excitement around Salah in symbolic political terms. First, for what he represents on the opposite side of the conservative populist current that has swept Europe and the United States, during this moment of Western anti-immigration rhetoric, Brexit and bans on Muslims. Salah is an underdog — an Egyptian, a Muslim, an immigrant — but with so many people rallying around and rooting for him, his miraculous talent is dispelling prejudice.</w:t>
         <w:br/>
-        <w:t>''Not quite as vicious as Los Angeles,'' he said, in reference to the 1984 Olympics, in which he ran seven races in nine days.</w:t>
+        <w:t>As an Egyptian, I find it hard not to think of Salah also against the backdrop of the 2011 revolution. Although the feelings aren't quite comparable, the last time I felt myself leap inside, wanting to take to the streets with an Egyptian flag — as Salah inspires today — was in those early days of the uprising and through the first election the following year. Since then, though, the disappointments have been many and they have become extreme. There is a feeling of having lost ground as citizens — of no longer having any sway on the direction the country may take, as we felt we did back then.</w:t>
         <w:br/>
-        <w:t>Coe said the Los Angeles Games represented the jewel of his career. There, he became the only runner ever to win consecutive Olympic 1,500 titles. He also captured the silver medal in the 800. After the 1,500 final, in which he outkicked Steve Cram, a fellow Briton, Coe pointed a finger of vindication at the British news media, which had questioned his staying power.</w:t>
+        <w:t>Salah was born to a modest, working-class family in a rural village 80 miles from Cairo; the place didn't have a proper medical center or ambulance unit until Salah reportedly donated money for their establishment. Salah, as a hero and symbol, doesn't bring back what we lost when the hopes of the revolution shattered, but he offers an antidote to the political battering the country has taken, and he suggests a sense of possibility even to young Egyptians from backgrounds like his. Football players have the status of pop stars in Egypt, and Salah's is the ultimate success story — not just a story of fame and riches. It is widely thought that if he ran for political office, he might be elected.</w:t>
         <w:br/>
-        <w:t>Coe set his first world record in 1979 and holds longevity in the highest regard. ''An athletic career should be judged on consistency over time,'' he said, adding that the athletes he most admired were people like Ron Clarke of Australia, Mike Boit of Kenya and John Walker of New Zealand, all of whom had long, successful careers.</w:t>
+        <w:t>Perhaps that's why his image is sometimes appropriated by others. A glaring example came earlier this month, at the Egyptian team's training camp in Chechnya, when he was reportedly roused from a nap for a photo opportunity with Ramzan A. Kadyrov, the Russian republic's autocratic leader.            A photograph of Salah shaking the hand of President Abdel Fattah el-           Sisi of Egyptcirculated in the state press and on social media after his record-setting season. When Egypt's antidrug agency            used Salah as the face of a video campaign in April, its social media pages received a combined 8.4 million views in 72 hours. Salah's success is being co-opted by the state, but the results aren't necessarily sinister: He is a genuinely unifying force, the one thing in Egypt that everyone seems invested in.</w:t>
         <w:br/>
-        <w:t>Walker, 38, the 1976 Olympic 1,500 champion and the first man to run better than 3:50 for the mile (3:49.4 in 1975), will also retire after the Commonwealth Games, a 10-sport competition among 52 nations. In his home country, Walker will be the sentimental favorite in the 1,500, but while he can still run a 3:36 in 1,500 (the equivalent of a 3:53 mile), that level of talent will not likely be sufficient for medal contention.</w:t>
+        <w:t>Despite this, Salah isn't overtly political; he says it's for Egyptians, not Egypt, that he has put on the cleats of his national team. Yet he has power, and it comes from how, much like the revolution punctured the decades of stasis that preceded it, he is now puncturing the stark reality that has emerged since the revolution failed. Salah's success may not redeem the state of the nation, but he offers an escape from the present moment and a long history of political disappointments. Whether we win or lose in Tuesday's match against Russia, for Egyptians, Salah's existence alone feels like a win. As the Liverpool fans say, "Mo Salah is a gift from Allah."</w:t>
         <w:br/>
-        <w:t>''I'll be facing the might of Kenya,'' said Coe with awe. Along with the British, Kenyans have dominated international middle-distance running for two decades. Oddly, two 1988 Olympic champions, Peter Rono (1,500) and Paul Ereng (800), were not named to the Kenyan team.</w:t>
+        <w:t>Yasmine El Rashidi is the author of "The Battle for Egypt: Dispatches from the Revolution" and "Chronicle of a Last Summer: A Novel of Egypt."</w:t>
         <w:br/>
-        <w:t>Those who were selected include Robert Kibet in the 800 and Wilfred Kirochi in the 1,500, both of whom emerged only last year as world-class performers. Kirochi, who just turned 20, ran a remarkable 3:32.57 for 1,500 meters and was ranked third in the world for 1989. He also turned in a 3:50.49 mile, and is perhaps the leading candidate to succeed Coe as the world's pre-eminent middle-distance runner. In Auckland, Coe's British teammate, Peter Elliot, will also be a formidable challenger in the 1,500.</w:t>
+        <w:t xml:space="preserve">Ms. El Rashidi, a journalist and novelist, is a long-time resident of Cairo. </w:t>
         <w:br/>
-        <w:t xml:space="preserve"> </w:t>
-        <w:br/>
-        <w:t>A Running Prodigy</w:t>
-        <w:br/>
-        <w:t>Coe first gained fame in 1973 as an English schoolboy champion and captured his first British title in 1976. In 1979, he entered the firmament of track history by setting three world records in six weeks. In succession, they were a 1:42.33 for 800 meters, 3:48.95 for the mile and 3:32.03 for 1,500 meters.</w:t>
-        <w:br/>
-        <w:t>Both the mile and 1,500 marks have been broken a number of times since. Coe himself set the mile record twice more, lowering it to 3:47.33 in 1983; it is now 3:46.32, run by Cram in 1985.</w:t>
-        <w:br/>
-        <w:t>Coe also improved upon his 800 record, running 1:41.73 in 1981. Incredibly, the record still stands and it is the one Coe said he was most proud of.</w:t>
-        <w:br/>
-        <w:t>''I'm surprised it has endured so long,'' Coe said. ''Many have tried it. In fairness, many thought it was easier than it is.''</w:t>
-        <w:br/>
-        <w:t>Perhaps it was Coe's litheness that made his accomplishments seem accessible. At 5 foot 10 inches and 120 pounds, he is built more like a marathoner than a miler. ''I like to think that I showed you don't have to be 6 foot 1 inches and 160 pounds to be successful in the middle distances, and that quality training is the key,'' he said.</w:t>
-        <w:br/>
-        <w:t>Coe rarely trained more than 50 miles per week. He dined on speed and was known to rip off 400-meter repetitions in close to 50 seconds. He also did gym workouts, mixing calesthentics and weight training. In the winter, he would eschew indoor track in favor of building an endurance base.</w:t>
-        <w:br/>
-        <w:t>He believes this developmental approach, plus a post-collegiate support system through running clubs, has been important to British success.</w:t>
-        <w:br/>
-        <w:t xml:space="preserve"> </w:t>
-        <w:br/>
-        <w:t>Rivalry With Ovett</w:t>
-        <w:br/>
-        <w:t>When Coe blossomed in the late 1970's, he was ushered into an inevitable rivalry with his countryman Steve Ovett, and the two men remain linked to this day. Their different backgrounds and personalities - Coe well-educated and charming, Ovett working-class and reserved - suggested an enmity between them which Coe said was not there.</w:t>
-        <w:br/>
-        <w:t>At the 1980 Moscow Olympics, they were cast by the press as bitter adversaries. Ovett defeated Coe in the 800. Coe defeated Ovett in the 1,500. After the 1,500, Coe fell to the track in what appeared to be prayerful thanks. ''I was looking for my contact lens, which had dropped out,'' he said.</w:t>
-        <w:br/>
-        <w:t>''We're friends now,'' Coe said. He considers Ovett an important influence on him. ''Steve Ovett set the trend for me, and he was the classiest middle-distance runner I've ever faced.''</w:t>
-        <w:br/>
-        <w:t>Coe added the two Olympic medals in 1984, and won a European title, at 800 meters, in 1986. But he has never won a Commonwealth championship and prepared diligently for this one last attempt. He arrived in Auckland with mixed feelings of anticipation and nostalgia.</w:t>
-        <w:br/>
-        <w:t>''The games will be tinged with sadness,'' he said. ''This is something I've done man and boy for 20 years. While I'll no longer be a competitor, I'll always be a runner. Running was the life style. Competition grew out of it.''</w:t>
-        <w:br/>
-        <w:br/>
-        <w:t>Graphic</w:t>
-        <w:br/>
-        <w:br/>
-        <w:t xml:space="preserve"> </w:t>
-        <w:br/>
-        <w:t>Photo: Sebastian Coe winning the 1,500 meters at the 1980 Olympics. Steve Ovett, his rival, was at left and placed third. (United Press International)</w:t>
+        <w:t>PHOTO: A man in Mohamed Salah's home village of Nagrig, Egypt, wearing a football jersey with the athlete's name on it. (PHOTOGRAPH BY Sima Diab for The New York Times FOR THE NEW YORK TIMES)</w:t>
       </w:r>
     </w:p>
     <w:sectPr>
